--- a/Revised_KB_Documents/Important Web Links.docx
+++ b/Revised_KB_Documents/Important Web Links.docx
@@ -102,22 +102,238 @@
         <w:pStyle w:val="ListBullet"/>
         <w:spacing w:line="276" w:lineRule="auto" w:after="80"/>
       </w:pPr>
-      <w:r>
-        <w:rPr>
-          <w:rFonts w:ascii="Calibri" w:hAnsi="Calibri"/>
-          <w:b w:val="0"/>
-          <w:i w:val="0"/>
-          <w:sz w:val="22"/>
-        </w:rPr>
-        <w:t xml:space="preserve">Minnstate IT servicedesk link: </w:t>
-      </w:r>
       <w:hyperlink r:id="rId10">
         <w:r>
           <w:rPr>
             <w:color w:val="0000FF"/>
             <w:u w:val="single"/>
           </w:rPr>
-          <w:t>https://servicedesk.minnstate.edu/</w:t>
+          <w:t>Minnstate IT servicedesk link</w:t>
+        </w:r>
+      </w:hyperlink>
+    </w:p>
+    <w:p>
+      <w:pPr>
+        <w:pStyle w:val="ListBullet"/>
+        <w:spacing w:line="276" w:lineRule="auto" w:after="80"/>
+      </w:pPr>
+      <w:hyperlink r:id="rId11">
+        <w:r>
+          <w:rPr>
+            <w:color w:val="0000FF"/>
+            <w:u w:val="single"/>
+          </w:rPr>
+          <w:t>Papercut admin link</w:t>
+        </w:r>
+      </w:hyperlink>
+    </w:p>
+    <w:p>
+      <w:pPr>
+        <w:pStyle w:val="ListBullet"/>
+        <w:spacing w:line="276" w:lineRule="auto" w:after="80"/>
+      </w:pPr>
+      <w:hyperlink r:id="rId12">
+        <w:r>
+          <w:rPr>
+            <w:color w:val="0000FF"/>
+            <w:u w:val="single"/>
+          </w:rPr>
+          <w:t>Macro request</w:t>
+        </w:r>
+      </w:hyperlink>
+    </w:p>
+    <w:p>
+      <w:pPr>
+        <w:pStyle w:val="ListBullet"/>
+        <w:spacing w:line="276" w:lineRule="auto" w:after="80"/>
+      </w:pPr>
+      <w:hyperlink r:id="rId13">
+        <w:r>
+          <w:rPr>
+            <w:color w:val="0000FF"/>
+            <w:u w:val="single"/>
+          </w:rPr>
+          <w:t>Minnstate D2L support link</w:t>
+        </w:r>
+      </w:hyperlink>
+    </w:p>
+    <w:p>
+      <w:pPr>
+        <w:pStyle w:val="ListBullet"/>
+        <w:spacing w:line="276" w:lineRule="auto" w:after="80"/>
+      </w:pPr>
+      <w:hyperlink r:id="rId14">
+        <w:r>
+          <w:rPr>
+            <w:color w:val="0000FF"/>
+            <w:u w:val="single"/>
+          </w:rPr>
+          <w:t>StarID admin lookup</w:t>
+        </w:r>
+      </w:hyperlink>
+    </w:p>
+    <w:p>
+      <w:pPr>
+        <w:pStyle w:val="ListBullet"/>
+        <w:spacing w:line="276" w:lineRule="auto" w:after="80"/>
+      </w:pPr>
+      <w:hyperlink r:id="rId15">
+        <w:r>
+          <w:rPr>
+            <w:color w:val="0000FF"/>
+            <w:u w:val="single"/>
+          </w:rPr>
+          <w:t>Moveitsecurely</w:t>
+        </w:r>
+      </w:hyperlink>
+    </w:p>
+    <w:p>
+      <w:pPr>
+        <w:pStyle w:val="ListBullet"/>
+        <w:spacing w:line="276" w:lineRule="auto" w:after="80"/>
+      </w:pPr>
+      <w:hyperlink r:id="rId16">
+        <w:r>
+          <w:rPr>
+            <w:color w:val="0000FF"/>
+            <w:u w:val="single"/>
+          </w:rPr>
+          <w:t>Perceptive Content link</w:t>
+        </w:r>
+      </w:hyperlink>
+    </w:p>
+    <w:p>
+      <w:pPr>
+        <w:pStyle w:val="ListBullet"/>
+        <w:spacing w:line="276" w:lineRule="auto" w:after="80"/>
+      </w:pPr>
+      <w:hyperlink r:id="rId17">
+        <w:r>
+          <w:rPr>
+            <w:color w:val="0000FF"/>
+            <w:u w:val="single"/>
+          </w:rPr>
+          <w:t>Marco location change link</w:t>
+        </w:r>
+      </w:hyperlink>
+    </w:p>
+    <w:p>
+      <w:pPr>
+        <w:pStyle w:val="ListBullet"/>
+        <w:spacing w:line="276" w:lineRule="auto" w:after="80"/>
+      </w:pPr>
+      <w:hyperlink r:id="rId29">
+        <w:r>
+          <w:rPr>
+            <w:color w:val="0000FF"/>
+            <w:u w:val="single"/>
+          </w:rPr>
+          <w:t>Library Alma link</w:t>
+        </w:r>
+      </w:hyperlink>
+    </w:p>
+    <w:p>
+      <w:pPr>
+        <w:pStyle w:val="ListBullet"/>
+        <w:spacing w:line="276" w:lineRule="auto" w:after="80"/>
+      </w:pPr>
+      <w:hyperlink r:id="rId19">
+        <w:r>
+          <w:rPr>
+            <w:color w:val="0000FF"/>
+            <w:u w:val="single"/>
+          </w:rPr>
+          <w:t>ISE link</w:t>
+        </w:r>
+      </w:hyperlink>
+    </w:p>
+    <w:p>
+      <w:pPr>
+        <w:pStyle w:val="ListBullet"/>
+        <w:spacing w:line="276" w:lineRule="auto" w:after="80"/>
+      </w:pPr>
+      <w:hyperlink r:id="rId20">
+        <w:r>
+          <w:rPr>
+            <w:color w:val="0000FF"/>
+            <w:u w:val="single"/>
+          </w:rPr>
+          <w:t>PaperCut Touchless Printing</w:t>
+        </w:r>
+      </w:hyperlink>
+    </w:p>
+    <w:p>
+      <w:pPr>
+        <w:pStyle w:val="ListBullet"/>
+        <w:spacing w:line="276" w:lineRule="auto" w:after="80"/>
+      </w:pPr>
+      <w:hyperlink r:id="rId21">
+        <w:r>
+          <w:rPr>
+            <w:color w:val="0000FF"/>
+            <w:u w:val="single"/>
+          </w:rPr>
+          <w:t>D2L Brightspace status page</w:t>
+        </w:r>
+      </w:hyperlink>
+    </w:p>
+    <w:p>
+      <w:pPr>
+        <w:pStyle w:val="ListBullet"/>
+        <w:spacing w:line="276" w:lineRule="auto" w:after="80"/>
+      </w:pPr>
+      <w:hyperlink r:id="rId22">
+        <w:r>
+          <w:rPr>
+            <w:color w:val="0000FF"/>
+            <w:u w:val="single"/>
+          </w:rPr>
+          <w:t>TDX Tickets</w:t>
+        </w:r>
+      </w:hyperlink>
+    </w:p>
+    <w:p>
+      <w:pPr>
+        <w:pStyle w:val="ListBullet"/>
+        <w:spacing w:line="276" w:lineRule="auto" w:after="80"/>
+      </w:pPr>
+      <w:hyperlink r:id="rId23">
+        <w:r>
+          <w:rPr>
+            <w:color w:val="0000FF"/>
+            <w:u w:val="single"/>
+          </w:rPr>
+          <w:t>Mist Link</w:t>
+        </w:r>
+      </w:hyperlink>
+    </w:p>
+    <w:p>
+      <w:pPr>
+        <w:pStyle w:val="ListBullet"/>
+        <w:spacing w:line="276" w:lineRule="auto" w:after="80"/>
+      </w:pPr>
+      <w:hyperlink r:id="rId24">
+        <w:r>
+          <w:rPr>
+            <w:color w:val="0000FF"/>
+            <w:u w:val="single"/>
+          </w:rPr>
+          <w:t>Jamf Pro</w:t>
+        </w:r>
+      </w:hyperlink>
+    </w:p>
+    <w:p>
+      <w:pPr>
+        <w:pStyle w:val="ListBullet"/>
+        <w:spacing w:line="276" w:lineRule="auto" w:after="80"/>
+      </w:pPr>
+      <w:hyperlink r:id="rId25">
+        <w:r>
+          <w:rPr>
+            <w:color w:val="0000FF"/>
+            <w:u w:val="single"/>
+          </w:rPr>
+          <w:t>Minnstate Login for Employees</w:t>
         </w:r>
       </w:hyperlink>
     </w:p>
@@ -129,425 +345,9 @@
       <w:r>
         <w:rPr>
           <w:rFonts w:ascii="Calibri" w:hAnsi="Calibri"/>
-          <w:b w:val="0"/>
-          <w:i w:val="0"/>
           <w:sz w:val="22"/>
         </w:rPr>
-        <w:t xml:space="preserve">Papercut admin link : </w:t>
-      </w:r>
-      <w:hyperlink r:id="rId11">
-        <w:r>
-          <w:rPr>
-            <w:color w:val="0000FF"/>
-            <w:u w:val="single"/>
-          </w:rPr>
-          <w:t>http://papercut.smsu.edu:9191/admin</w:t>
-        </w:r>
-      </w:hyperlink>
-    </w:p>
-    <w:p>
-      <w:pPr>
-        <w:pStyle w:val="ListBullet"/>
-        <w:spacing w:line="276" w:lineRule="auto" w:after="80"/>
-      </w:pPr>
-      <w:r>
-        <w:rPr>
-          <w:rFonts w:ascii="Calibri" w:hAnsi="Calibri"/>
-          <w:b w:val="0"/>
-          <w:i w:val="0"/>
-          <w:sz w:val="22"/>
-        </w:rPr>
-        <w:t xml:space="preserve">Macro request: </w:t>
-      </w:r>
-      <w:hyperlink r:id="rId12">
-        <w:r>
-          <w:rPr>
-            <w:color w:val="0000FF"/>
-            <w:u w:val="single"/>
-          </w:rPr>
-          <w:t>https://ei.marconet.com/Gateway/Login?ReturnUrl=%2f</w:t>
-        </w:r>
-      </w:hyperlink>
-    </w:p>
-    <w:p>
-      <w:pPr>
-        <w:pStyle w:val="ListBullet"/>
-        <w:spacing w:line="276" w:lineRule="auto" w:after="80"/>
-      </w:pPr>
-      <w:r>
-        <w:rPr>
-          <w:rFonts w:ascii="Calibri" w:hAnsi="Calibri"/>
-          <w:b w:val="0"/>
-          <w:i w:val="0"/>
-          <w:sz w:val="22"/>
-        </w:rPr>
-        <w:t xml:space="preserve">Minnstate </w:t>
-      </w:r>
-      <w:r>
-        <w:rPr>
-          <w:rFonts w:ascii="Calibri" w:hAnsi="Calibri"/>
-          <w:b/>
-          <w:i w:val="0"/>
-          <w:sz w:val="22"/>
-        </w:rPr>
-        <w:t>D2L</w:t>
-      </w:r>
-      <w:r>
-        <w:rPr>
-          <w:rFonts w:ascii="Calibri" w:hAnsi="Calibri"/>
-          <w:b w:val="0"/>
-          <w:i w:val="0"/>
-          <w:sz w:val="22"/>
-        </w:rPr>
-        <w:t xml:space="preserve"> support link: </w:t>
-      </w:r>
-      <w:hyperlink r:id="rId13">
-        <w:r>
-          <w:rPr>
-            <w:color w:val="0000FF"/>
-            <w:u w:val="single"/>
-          </w:rPr>
-          <w:t>https://servicedesk.minnstate.edu/TDClient/30/Portal/KB/?CategoryID=14</w:t>
-        </w:r>
-      </w:hyperlink>
-    </w:p>
-    <w:p>
-      <w:pPr>
-        <w:pStyle w:val="ListBullet"/>
-        <w:spacing w:line="276" w:lineRule="auto" w:after="80"/>
-      </w:pPr>
-      <w:r>
-        <w:rPr>
-          <w:rFonts w:ascii="Calibri" w:hAnsi="Calibri"/>
-          <w:b/>
-          <w:i w:val="0"/>
-          <w:sz w:val="22"/>
-        </w:rPr>
-        <w:t>StarID</w:t>
-      </w:r>
-      <w:r>
-        <w:rPr>
-          <w:rFonts w:ascii="Calibri" w:hAnsi="Calibri"/>
-          <w:b w:val="0"/>
-          <w:i w:val="0"/>
-          <w:sz w:val="22"/>
-        </w:rPr>
-        <w:t xml:space="preserve"> admin lookup: </w:t>
-      </w:r>
-      <w:hyperlink r:id="rId14">
-        <w:r>
-          <w:rPr>
-            <w:color w:val="0000FF"/>
-            <w:u w:val="single"/>
-          </w:rPr>
-          <w:t>https://starid.minnstate.edu/admin/</w:t>
-        </w:r>
-      </w:hyperlink>
-    </w:p>
-    <w:p>
-      <w:pPr>
-        <w:pStyle w:val="ListBullet"/>
-        <w:spacing w:line="276" w:lineRule="auto" w:after="80"/>
-      </w:pPr>
-      <w:r>
-        <w:rPr>
-          <w:rFonts w:ascii="Calibri" w:hAnsi="Calibri"/>
-          <w:b w:val="0"/>
-          <w:i w:val="0"/>
-          <w:sz w:val="22"/>
-        </w:rPr>
-        <w:t xml:space="preserve">Moveitsecurely: </w:t>
-      </w:r>
-      <w:hyperlink r:id="rId15">
-        <w:r>
-          <w:rPr>
-            <w:color w:val="0000FF"/>
-            <w:u w:val="single"/>
-          </w:rPr>
-          <w:t>https://securefileshare.minnstate.edu/</w:t>
-        </w:r>
-      </w:hyperlink>
-    </w:p>
-    <w:p>
-      <w:pPr>
-        <w:pStyle w:val="ListBullet"/>
-        <w:spacing w:line="276" w:lineRule="auto" w:after="80"/>
-      </w:pPr>
-      <w:r>
-        <w:rPr>
-          <w:rFonts w:ascii="Calibri" w:hAnsi="Calibri"/>
-          <w:b w:val="0"/>
-          <w:i w:val="0"/>
-          <w:sz w:val="22"/>
-        </w:rPr>
-        <w:t xml:space="preserve">Perceptive Content link: </w:t>
-      </w:r>
-      <w:hyperlink r:id="rId16">
-        <w:r>
-          <w:rPr>
-            <w:color w:val="0000FF"/>
-            <w:u w:val="single"/>
-          </w:rPr>
-          <w:t>https://ecm.mnsu.edu/experience/#login</w:t>
-        </w:r>
-      </w:hyperlink>
-    </w:p>
-    <w:p>
-      <w:pPr>
-        <w:pStyle w:val="ListBullet"/>
-        <w:spacing w:line="276" w:lineRule="auto" w:after="80"/>
-      </w:pPr>
-      <w:r>
-        <w:rPr>
-          <w:rFonts w:ascii="Calibri" w:hAnsi="Calibri"/>
-          <w:b w:val="0"/>
-          <w:i w:val="0"/>
-          <w:sz w:val="22"/>
-        </w:rPr>
-        <w:t xml:space="preserve">Marco location change link: </w:t>
-      </w:r>
-      <w:hyperlink r:id="rId17">
-        <w:r>
-          <w:rPr>
-            <w:color w:val="0000FF"/>
-            <w:u w:val="single"/>
-          </w:rPr>
-          <w:t>https://www.marconet.com/print-device-change-request-form/</w:t>
-        </w:r>
-      </w:hyperlink>
-    </w:p>
-    <w:p>
-      <w:pPr>
-        <w:pStyle w:val="ListBullet"/>
-        <w:spacing w:line="276" w:lineRule="auto" w:after="80"/>
-      </w:pPr>
-      <w:r>
-        <w:rPr>
-          <w:rFonts w:ascii="Calibri" w:hAnsi="Calibri"/>
-          <w:b w:val="0"/>
-          <w:i w:val="0"/>
-          <w:sz w:val="22"/>
-        </w:rPr>
-        <w:t xml:space="preserve">Library Alma link: </w:t>
-      </w:r>
-      <w:hyperlink r:id="rId18">
-        <w:r>
-          <w:rPr>
-            <w:color w:val="0000FF"/>
-            <w:u w:val="single"/>
-          </w:rPr>
-          <w:t>https://mnpals-smsu.alma.exlibrisgroup.com/SAML</w:t>
-        </w:r>
-      </w:hyperlink>
-    </w:p>
-    <w:p>
-      <w:pPr>
-        <w:pStyle w:val="ListBullet"/>
-        <w:spacing w:line="276" w:lineRule="auto" w:after="80"/>
-      </w:pPr>
-      <w:r>
-        <w:rPr>
-          <w:rFonts w:ascii="Calibri" w:hAnsi="Calibri"/>
-          <w:b w:val="0"/>
-          <w:i w:val="0"/>
-          <w:sz w:val="22"/>
-        </w:rPr>
-        <w:t xml:space="preserve">ISE link: </w:t>
-      </w:r>
-      <w:hyperlink r:id="rId19">
-        <w:r>
-          <w:rPr>
-            <w:color w:val="0000FF"/>
-            <w:u w:val="single"/>
-          </w:rPr>
-          <w:t>https://ise01.smsu.edu/admin/login.jsp</w:t>
-        </w:r>
-      </w:hyperlink>
-    </w:p>
-    <w:p>
-      <w:pPr>
-        <w:pStyle w:val="ListBullet"/>
-        <w:spacing w:line="276" w:lineRule="auto" w:after="80"/>
-      </w:pPr>
-      <w:r>
-        <w:rPr>
-          <w:rFonts w:ascii="Calibri" w:hAnsi="Calibri"/>
-          <w:b w:val="0"/>
-          <w:i w:val="0"/>
-          <w:sz w:val="22"/>
-        </w:rPr>
-        <w:t xml:space="preserve">PaperCut Touchless Printing : </w:t>
-      </w:r>
-      <w:hyperlink r:id="rId20">
-        <w:r>
-          <w:rPr>
-            <w:color w:val="0000FF"/>
-            <w:u w:val="single"/>
-          </w:rPr>
-          <w:t>http://papercut.smsu.edu:9191/user</w:t>
-        </w:r>
-      </w:hyperlink>
-    </w:p>
-    <w:p>
-      <w:pPr>
-        <w:pStyle w:val="ListBullet"/>
-        <w:spacing w:line="276" w:lineRule="auto" w:after="80"/>
-      </w:pPr>
-      <w:r>
-        <w:rPr>
-          <w:rFonts w:ascii="Calibri" w:hAnsi="Calibri"/>
-          <w:b/>
-          <w:i w:val="0"/>
-          <w:sz w:val="22"/>
-        </w:rPr>
-        <w:t>D2L</w:t>
-      </w:r>
-      <w:r>
-        <w:rPr>
-          <w:rFonts w:ascii="Calibri" w:hAnsi="Calibri"/>
-          <w:b w:val="0"/>
-          <w:i w:val="0"/>
-          <w:sz w:val="22"/>
-        </w:rPr>
-        <w:t xml:space="preserve"> Brightspace status page: </w:t>
-      </w:r>
-      <w:hyperlink r:id="rId21">
-        <w:r>
-          <w:rPr>
-            <w:color w:val="0000FF"/>
-            <w:u w:val="single"/>
-          </w:rPr>
-          <w:t>https://status.learn.minnstate.edu/</w:t>
-        </w:r>
-      </w:hyperlink>
-    </w:p>
-    <w:p>
-      <w:pPr>
-        <w:pStyle w:val="ListBullet"/>
-        <w:spacing w:line="276" w:lineRule="auto" w:after="80"/>
-      </w:pPr>
-      <w:r>
-        <w:rPr>
-          <w:rFonts w:ascii="Calibri" w:hAnsi="Calibri"/>
-          <w:b w:val="0"/>
-          <w:i w:val="0"/>
-          <w:sz w:val="22"/>
-        </w:rPr>
-        <w:t xml:space="preserve">TDX Tickets: </w:t>
-      </w:r>
-      <w:hyperlink r:id="rId22">
-        <w:r>
-          <w:rPr>
-            <w:color w:val="0000FF"/>
-            <w:u w:val="single"/>
-          </w:rPr>
-          <w:t>https://services.smsu.edu/TDNext</w:t>
-        </w:r>
-      </w:hyperlink>
-    </w:p>
-    <w:p>
-      <w:pPr>
-        <w:pStyle w:val="ListBullet"/>
-        <w:spacing w:line="276" w:lineRule="auto" w:after="80"/>
-      </w:pPr>
-      <w:r>
-        <w:rPr>
-          <w:rFonts w:ascii="Calibri" w:hAnsi="Calibri"/>
-          <w:b w:val="0"/>
-          <w:i w:val="0"/>
-          <w:sz w:val="22"/>
-        </w:rPr>
-        <w:t xml:space="preserve">Mist Link: </w:t>
-      </w:r>
-      <w:hyperlink r:id="rId23">
-        <w:r>
-          <w:rPr>
-            <w:color w:val="0000FF"/>
-            <w:u w:val="single"/>
-          </w:rPr>
-          <w:t>https://manage.mist.com/</w:t>
-        </w:r>
-      </w:hyperlink>
-    </w:p>
-    <w:p>
-      <w:pPr>
-        <w:pStyle w:val="ListBullet"/>
-        <w:spacing w:line="276" w:lineRule="auto" w:after="80"/>
-      </w:pPr>
-      <w:r>
-        <w:rPr>
-          <w:rFonts w:ascii="Calibri" w:hAnsi="Calibri"/>
-          <w:b w:val="0"/>
-          <w:i w:val="0"/>
-          <w:sz w:val="22"/>
-        </w:rPr>
-        <w:t xml:space="preserve">Jamf Pro: </w:t>
-      </w:r>
-      <w:hyperlink r:id="rId24">
-        <w:r>
-          <w:rPr>
-            <w:color w:val="0000FF"/>
-            <w:u w:val="single"/>
-          </w:rPr>
-          <w:t>https://smsu.jamfcloud.com/</w:t>
-        </w:r>
-      </w:hyperlink>
-    </w:p>
-    <w:p>
-      <w:pPr>
-        <w:pStyle w:val="ListBullet"/>
-        <w:spacing w:line="276" w:lineRule="auto" w:after="80"/>
-      </w:pPr>
-      <w:r>
-        <w:rPr>
-          <w:rFonts w:ascii="Calibri" w:hAnsi="Calibri"/>
-          <w:b w:val="0"/>
-          <w:i w:val="0"/>
-          <w:sz w:val="22"/>
-        </w:rPr>
-        <w:t xml:space="preserve">Minnstate Login for Employees: </w:t>
-      </w:r>
-      <w:hyperlink r:id="rId25">
-        <w:r>
-          <w:rPr>
-            <w:color w:val="0000FF"/>
-            <w:u w:val="single"/>
-          </w:rPr>
-          <w:t>https://hub.selfservice.systems.state.mn.us/</w:t>
-        </w:r>
-      </w:hyperlink>
-    </w:p>
-    <w:p>
-      <w:pPr>
-        <w:pStyle w:val="ListBullet"/>
-        <w:spacing w:line="276" w:lineRule="auto" w:after="80"/>
-      </w:pPr>
-      <w:r>
-        <w:rPr>
-          <w:rFonts w:ascii="Calibri" w:hAnsi="Calibri"/>
-          <w:b w:val="0"/>
-          <w:i w:val="0"/>
-          <w:sz w:val="22"/>
-        </w:rPr>
-        <w:t xml:space="preserve">Vlan/IP 3 Layer </w:t>
-      </w:r>
-      <w:r>
-        <w:rPr>
-          <w:rFonts w:ascii="Calibri" w:hAnsi="Calibri"/>
-          <w:b/>
-          <w:i w:val="0"/>
-          <w:sz w:val="22"/>
-        </w:rPr>
-        <w:t>Setup</w:t>
-      </w:r>
-      <w:r>
-        <w:rPr>
-          <w:rFonts w:ascii="Calibri" w:hAnsi="Calibri"/>
-          <w:b w:val="0"/>
-          <w:i w:val="0"/>
-          <w:sz w:val="22"/>
-        </w:rPr>
-        <w:t xml:space="preserve">: </w:t>
+        <w:t xml:space="preserve">Vlan/IP 3 Layer Setup: </w:t>
       </w:r>
       <w:hyperlink r:id="rId26">
         <w:r>
@@ -564,22 +364,13 @@
         <w:pStyle w:val="ListBullet"/>
         <w:spacing w:line="276" w:lineRule="auto" w:after="80"/>
       </w:pPr>
-      <w:r>
-        <w:rPr>
-          <w:rFonts w:ascii="Calibri" w:hAnsi="Calibri"/>
-          <w:b w:val="0"/>
-          <w:i w:val="0"/>
-          <w:sz w:val="22"/>
-        </w:rPr>
-        <w:t xml:space="preserve">Bitlocker Management: </w:t>
-      </w:r>
       <w:hyperlink r:id="rId27">
         <w:r>
           <w:rPr>
             <w:color w:val="0000FF"/>
             <w:u w:val="single"/>
           </w:rPr>
-          <w:t>https://sccmpss.smsu.edu/helpdesk</w:t>
+          <w:t>Bitlocker Management</w:t>
         </w:r>
       </w:hyperlink>
     </w:p>
@@ -588,40 +379,13 @@
         <w:pStyle w:val="ListBullet"/>
         <w:spacing w:line="276" w:lineRule="auto" w:after="80"/>
       </w:pPr>
-      <w:r>
-        <w:rPr>
-          <w:rFonts w:ascii="Calibri" w:hAnsi="Calibri"/>
-          <w:b w:val="0"/>
-          <w:i w:val="0"/>
-          <w:sz w:val="22"/>
-        </w:rPr>
-        <w:t xml:space="preserve">Active directory and SCCM </w:t>
-      </w:r>
-      <w:r>
-        <w:rPr>
-          <w:rFonts w:ascii="Calibri" w:hAnsi="Calibri"/>
-          <w:b/>
-          <w:i w:val="0"/>
-          <w:sz w:val="22"/>
-        </w:rPr>
-        <w:t>Download</w:t>
-      </w:r>
-      <w:r>
-        <w:rPr>
-          <w:rFonts w:ascii="Calibri" w:hAnsi="Calibri"/>
-          <w:b w:val="0"/>
-          <w:i w:val="0"/>
-          <w:sz w:val="22"/>
-        </w:rPr>
-        <w:t xml:space="preserve">: </w:t>
-      </w:r>
-      <w:hyperlink r:id="rId28">
+      <w:hyperlink r:id="rId30">
         <w:r>
           <w:rPr>
             <w:color w:val="0000FF"/>
             <w:u w:val="single"/>
           </w:rPr>
-          <w:t>https://remoteconnect.smsu.edu</w:t>
+          <w:t>Active directory and SCCM Download</w:t>
         </w:r>
       </w:hyperlink>
     </w:p>
